--- a/module-1/ScottJohnsonModule1.3.docx
+++ b/module-1/ScottJohnsonModule1.3.docx
@@ -88,7 +88,10 @@
         <w:t xml:space="preserve">Professor </w:t>
       </w:r>
       <w:r>
-        <w:t>Bobba</w:t>
+        <w:t>B</w:t>
+      </w:r>
+      <w:r>
+        <w:t>raun</w:t>
       </w:r>
     </w:p>
     <w:p>
@@ -241,23 +244,7 @@
           <w:szCs w:val="22"/>
         </w:rPr>
         <w:lastRenderedPageBreak/>
-        <w:t xml:space="preserve">watched remotely and later organized a conference in Belgium called </w:t>
-      </w:r>
-      <w:proofErr w:type="spellStart"/>
-      <w:r>
-        <w:rPr>
-          <w:rFonts w:eastAsia="Calibri" w:cs="Calibri"/>
-          <w:szCs w:val="22"/>
-        </w:rPr>
-        <w:t>DevOpsDays</w:t>
-      </w:r>
-      <w:proofErr w:type="spellEnd"/>
-      <w:r>
-        <w:rPr>
-          <w:rFonts w:eastAsia="Calibri" w:cs="Calibri"/>
-          <w:szCs w:val="22"/>
-        </w:rPr>
-        <w:t>. The hashtag he used to promote it on Twitter, #DevOps, ended up naming the entire movement. Shortly after, Jez Humble and Dave Farley published their book Continuous Delivery in August 2010, after spending four years writing it. It gave teams a practical roadmap for automating builds, testing, and deployment, and closing the gap Agile had exposed.</w:t>
+        <w:t>watched remotely and later organized a conference in Belgium called DevOpsDays. The hashtag he used to promote it on Twitter, #DevOps, ended up naming the entire movement. Shortly after, Jez Humble and Dave Farley published their book Continuous Delivery in August 2010, after spending four years writing it. It gave teams a practical roadmap for automating builds, testing, and deployment, and closing the gap Agile had exposed.</w:t>
       </w:r>
     </w:p>
     <w:p>
